--- a/lab2/IntroToCompVis_lab2AiymKair.docx
+++ b/lab2/IntroToCompVis_lab2AiymKair.docx
@@ -16,7 +16,7 @@
           <w:noProof/>
         </w:rPr>
         <w:drawing>
-          <wp:inline distT="0" distB="0" distL="0" distR="0" wp14:anchorId="62F39A5C" wp14:editId="43EB3B99">
+          <wp:inline distT="0" distB="0" distL="0" distR="0" wp14:anchorId="62F39A5C" wp14:editId="74F5C968">
             <wp:extent cx="5940425" cy="1668780"/>
             <wp:effectExtent l="0" t="0" r="3175" b="7620"/>
             <wp:docPr id="1" name="Рисунок 1" descr="Изображение выглядит как текст, Шрифт, снимок экрана, число  Автоматически созданное описание"/>
@@ -4492,7 +4492,80 @@
           <w:sz w:val="24"/>
           <w:szCs w:val="24"/>
         </w:rPr>
-        <w:t>Create sharpening kernel: [[0, -1, 0], [-1, 5, -1], [0, -1, 0]]</w:t>
+        <w:t xml:space="preserve">Create sharpening kernel: [[0, -1, 0], </w:t>
+      </w:r>
+    </w:p>
+    <w:p>
+      <w:pPr>
+        <w:pStyle w:val="a5"/>
+        <w:numPr>
+          <w:ilvl w:val="0"/>
+          <w:numId w:val="90"/>
+        </w:numPr>
+        <w:spacing w:after="0" w:line="259" w:lineRule="auto"/>
+        <w:rPr>
+          <w:rFonts w:ascii="Times New Roman" w:hAnsi="Times New Roman" w:cs="Times New Roman"/>
+          <w:sz w:val="24"/>
+          <w:szCs w:val="24"/>
+        </w:rPr>
+      </w:pPr>
+      <w:r>
+        <w:rPr>
+          <w:rFonts w:ascii="Times New Roman" w:hAnsi="Times New Roman" w:cs="Times New Roman"/>
+          <w:sz w:val="24"/>
+          <w:szCs w:val="24"/>
+          <w:lang w:val="ru-RU"/>
+        </w:rPr>
+        <w:t xml:space="preserve">                                         </w:t>
+      </w:r>
+      <w:r>
+        <w:rPr>
+          <w:rFonts w:ascii="Times New Roman" w:hAnsi="Times New Roman" w:cs="Times New Roman"/>
+          <w:sz w:val="24"/>
+          <w:szCs w:val="24"/>
+        </w:rPr>
+        <w:t xml:space="preserve">[-1, 5, -1], </w:t>
+      </w:r>
+      <w:r>
+        <w:rPr>
+          <w:rFonts w:ascii="Times New Roman" w:hAnsi="Times New Roman" w:cs="Times New Roman"/>
+          <w:sz w:val="24"/>
+          <w:szCs w:val="24"/>
+          <w:lang w:val="ru-RU"/>
+        </w:rPr>
+        <w:t xml:space="preserve"> </w:t>
+      </w:r>
+    </w:p>
+    <w:p>
+      <w:pPr>
+        <w:pStyle w:val="a5"/>
+        <w:numPr>
+          <w:ilvl w:val="0"/>
+          <w:numId w:val="90"/>
+        </w:numPr>
+        <w:spacing w:after="0" w:line="259" w:lineRule="auto"/>
+        <w:rPr>
+          <w:rFonts w:ascii="Times New Roman" w:hAnsi="Times New Roman" w:cs="Times New Roman"/>
+          <w:sz w:val="24"/>
+          <w:szCs w:val="24"/>
+        </w:rPr>
+      </w:pPr>
+      <w:r>
+        <w:rPr>
+          <w:rFonts w:ascii="Times New Roman" w:hAnsi="Times New Roman" w:cs="Times New Roman"/>
+          <w:sz w:val="24"/>
+          <w:szCs w:val="24"/>
+          <w:lang w:val="ru-RU"/>
+        </w:rPr>
+        <w:t xml:space="preserve">                                        </w:t>
+      </w:r>
+      <w:r>
+        <w:rPr>
+          <w:rFonts w:ascii="Times New Roman" w:hAnsi="Times New Roman" w:cs="Times New Roman"/>
+          <w:sz w:val="24"/>
+          <w:szCs w:val="24"/>
+        </w:rPr>
+        <w:t>[0, -1, 0]]</w:t>
       </w:r>
     </w:p>
     <w:p>
@@ -7144,7 +7217,7 @@
           <w:szCs w:val="24"/>
         </w:rPr>
         <w:drawing>
-          <wp:anchor distT="0" distB="0" distL="114300" distR="114300" simplePos="0" relativeHeight="251659264" behindDoc="0" locked="0" layoutInCell="1" allowOverlap="1" wp14:anchorId="29CBEA34" wp14:editId="2392704F">
+          <wp:anchor distT="0" distB="0" distL="114300" distR="114300" simplePos="0" relativeHeight="251659264" behindDoc="0" locked="0" layoutInCell="1" allowOverlap="1" wp14:anchorId="29CBEA34" wp14:editId="6D1FB87F">
             <wp:simplePos x="0" y="0"/>
             <wp:positionH relativeFrom="margin">
               <wp:posOffset>3030220</wp:posOffset>
@@ -7263,7 +7336,7 @@
           <w:rFonts w:ascii="Times New Roman" w:hAnsi="Times New Roman" w:cs="Times New Roman"/>
           <w:sz w:val="24"/>
           <w:szCs w:val="24"/>
-          <w:lang w:val="ru-RU"/>
+          <w:lang w:val="en-US"/>
         </w:rPr>
       </w:pPr>
       <w:r>
@@ -23282,6 +23355,15 @@
 </file>
 
 <file path=customXml/item1.xml><?xml version="1.0" encoding="utf-8"?>
+<?mso-contentType ?>
+<FormTemplates xmlns="http://schemas.microsoft.com/sharepoint/v3/contenttype/forms">
+  <Display>DocumentLibraryForm</Display>
+  <Edit>DocumentLibraryForm</Edit>
+  <New>DocumentLibraryForm</New>
+</FormTemplates>
+</file>
+
+<file path=customXml/item2.xml><?xml version="1.0" encoding="utf-8"?>
 <ct:contentTypeSchema xmlns:ct="http://schemas.microsoft.com/office/2006/metadata/contentType" xmlns:ma="http://schemas.microsoft.com/office/2006/metadata/properties/metaAttributes" ct:_="" ma:_="" ma:contentTypeName="Документ" ma:contentTypeID="0x010100DE241B3E1915DC498C3D91E1B60EEB35" ma:contentTypeVersion="11" ma:contentTypeDescription="Создание документа." ma:contentTypeScope="" ma:versionID="76522592becb8970ede4f3a5129373d1">
   <xsd:schema xmlns:xsd="http://www.w3.org/2001/XMLSchema" xmlns:xs="http://www.w3.org/2001/XMLSchema" xmlns:p="http://schemas.microsoft.com/office/2006/metadata/properties" xmlns:ns2="80f4c5f9-9b5b-436c-8a2f-41d0f2dbd03e" xmlns:ns3="00dcc6ed-9ad5-415b-91a8-f09ba72d47b6" targetNamespace="http://schemas.microsoft.com/office/2006/metadata/properties" ma:root="true" ma:fieldsID="147538d5478783547555e3d891323e3a" ns2:_="" ns3:_="">
     <xsd:import namespace="80f4c5f9-9b5b-436c-8a2f-41d0f2dbd03e"/>
@@ -23476,16 +23558,11 @@
 </ct:contentTypeSchema>
 </file>
 
-<file path=customXml/item2.xml><?xml version="1.0" encoding="utf-8"?>
-<?mso-contentType ?>
-<FormTemplates xmlns="http://schemas.microsoft.com/sharepoint/v3/contenttype/forms">
-  <Display>DocumentLibraryForm</Display>
-  <Edit>DocumentLibraryForm</Edit>
-  <New>DocumentLibraryForm</New>
-</FormTemplates>
+<file path=customXml/item3.xml><?xml version="1.0" encoding="utf-8"?>
+<b:Sources xmlns:b="http://schemas.openxmlformats.org/officeDocument/2006/bibliography" xmlns="http://schemas.openxmlformats.org/officeDocument/2006/bibliography" SelectedStyle="/APASixthEditionOfficeOnline.xsl" StyleName="APA" Version="6"/>
 </file>
 
-<file path=customXml/item3.xml><?xml version="1.0" encoding="utf-8"?>
+<file path=customXml/item4.xml><?xml version="1.0" encoding="utf-8"?>
 <p:properties xmlns:p="http://schemas.microsoft.com/office/2006/metadata/properties" xmlns:xsi="http://www.w3.org/2001/XMLSchema-instance" xmlns:pc="http://schemas.microsoft.com/office/infopath/2007/PartnerControls">
   <documentManagement>
     <TaxCatchAll xmlns="00dcc6ed-9ad5-415b-91a8-f09ba72d47b6" xsi:nil="true"/>
@@ -23497,11 +23574,15 @@
 </p:properties>
 </file>
 
-<file path=customXml/item4.xml><?xml version="1.0" encoding="utf-8"?>
-<b:Sources xmlns:b="http://schemas.openxmlformats.org/officeDocument/2006/bibliography" xmlns="http://schemas.openxmlformats.org/officeDocument/2006/bibliography" SelectedStyle="/APASixthEditionOfficeOnline.xsl" StyleName="APA" Version="6"/>
+<file path=customXml/itemProps1.xml><?xml version="1.0" encoding="utf-8"?>
+<ds:datastoreItem xmlns:ds="http://schemas.openxmlformats.org/officeDocument/2006/customXml" ds:itemID="{4396DC8F-2F98-456A-95AF-81129B59EB4D}">
+  <ds:schemaRefs>
+    <ds:schemaRef ds:uri="http://schemas.microsoft.com/sharepoint/v3/contenttype/forms"/>
+  </ds:schemaRefs>
+</ds:datastoreItem>
 </file>
 
-<file path=customXml/itemProps1.xml><?xml version="1.0" encoding="utf-8"?>
+<file path=customXml/itemProps2.xml><?xml version="1.0" encoding="utf-8"?>
 <ds:datastoreItem xmlns:ds="http://schemas.openxmlformats.org/officeDocument/2006/customXml" ds:itemID="{D3694F2B-A1A7-4AAC-B3CC-C32620ED4F1B}">
   <ds:schemaRefs>
     <ds:schemaRef ds:uri="http://schemas.microsoft.com/office/2006/metadata/contentType"/>
@@ -23520,15 +23601,15 @@
 </ds:datastoreItem>
 </file>
 
-<file path=customXml/itemProps2.xml><?xml version="1.0" encoding="utf-8"?>
-<ds:datastoreItem xmlns:ds="http://schemas.openxmlformats.org/officeDocument/2006/customXml" ds:itemID="{4396DC8F-2F98-456A-95AF-81129B59EB4D}">
+<file path=customXml/itemProps3.xml><?xml version="1.0" encoding="utf-8"?>
+<ds:datastoreItem xmlns:ds="http://schemas.openxmlformats.org/officeDocument/2006/customXml" ds:itemID="{81427185-0CCB-FF4A-80B8-2E1D7321EAFC}">
   <ds:schemaRefs>
-    <ds:schemaRef ds:uri="http://schemas.microsoft.com/sharepoint/v3/contenttype/forms"/>
+    <ds:schemaRef ds:uri="http://schemas.openxmlformats.org/officeDocument/2006/bibliography"/>
   </ds:schemaRefs>
 </ds:datastoreItem>
 </file>
 
-<file path=customXml/itemProps3.xml><?xml version="1.0" encoding="utf-8"?>
+<file path=customXml/itemProps4.xml><?xml version="1.0" encoding="utf-8"?>
 <ds:datastoreItem xmlns:ds="http://schemas.openxmlformats.org/officeDocument/2006/customXml" ds:itemID="{00703EF1-AA07-4A1D-AC84-001662851889}">
   <ds:schemaRefs>
     <ds:schemaRef ds:uri="http://schemas.microsoft.com/office/2006/metadata/properties"/>
@@ -23537,12 +23618,4 @@
     <ds:schemaRef ds:uri="80f4c5f9-9b5b-436c-8a2f-41d0f2dbd03e"/>
   </ds:schemaRefs>
 </ds:datastoreItem>
-</file>
-
-<file path=customXml/itemProps4.xml><?xml version="1.0" encoding="utf-8"?>
-<ds:datastoreItem xmlns:ds="http://schemas.openxmlformats.org/officeDocument/2006/customXml" ds:itemID="{81427185-0CCB-FF4A-80B8-2E1D7321EAFC}">
-  <ds:schemaRefs>
-    <ds:schemaRef ds:uri="http://schemas.openxmlformats.org/officeDocument/2006/bibliography"/>
-  </ds:schemaRefs>
-</ds:datastoreItem>
 </file>